--- a/vi/files/sessions/s8_exercises_VN.docx
+++ b/vi/files/sessions/s8_exercises_VN.docx
@@ -1733,7 +1733,7 @@
     </w:p>
     <w:p>
       <w:r>
-        <w:t>Hôm nay chúng ta thêm phần Đặt vấn đề, Bàn luận, Tóm tắt và Tiêu đề, và bản nháp được hoàn chỉnh. Chúng tôi đưa kết quả cho bạn; bạn viết bài báo.</w:t>
+        <w:t>Hôm nay cả lớp thêm phần Đặt vấn đề, Bàn luận, Tóm tắt và Tiêu đề, và bản nháp được hoàn chỉnh. Chúng tôi đưa kết quả cho bạn; bạn viết bài báo.</w:t>
       </w:r>
     </w:p>
     <w:p>
@@ -3690,7 +3690,7 @@
         <w:keepNext/>
       </w:pPr>
       <w:r>
-        <w:t>Hai bài báo đã công bố trả lời câu hỏi xuyên suốt của chúng ta (</w:t>
+        <w:t>Hai bài báo đã công bố trả lời câu hỏi xuyên suốt (</w:t>
       </w:r>
       <w:r>
         <w:rPr>
@@ -7188,7 +7188,7 @@
         <w:t>Câu 1:</w:t>
       </w:r>
       <w:r>
-        <w:t xml:space="preserve"> PICO thường nằm ở đoạn cuối phần Đặt vấn đề ("we aimed to …"). Kết cục của bài báo có giống câu hỏi xuyên suốt của chúng ta (tử vong 28 ngày) không?</w:t>
+        <w:t xml:space="preserve"> PICO thường nằm ở đoạn cuối phần Đặt vấn đề ("we aimed to …"). Kết cục của bài báo có giống câu hỏi xuyên suốt (tử vong 28 ngày) không?</w:t>
       </w:r>
     </w:p>
     <w:p>

--- a/vi/files/sessions/s8_exercises_VN.docx
+++ b/vi/files/sessions/s8_exercises_VN.docx
@@ -144,7 +144,7 @@
         <w:keepNext/>
       </w:pPr>
       <w:r>
-        <w:t>Phiếu được gửi qua email trước buổi học, dưới dạng tệp Word và tệp PDF. Hãy mở phiếu trên màn hình và gõ câu trả lời vào tệp Word (hoặc in bản PDF). Trong lớp, cả lớp cùng làm: bạn trả lời trong khung chat hoặc bằng bình chọn, và giảng viên viết câu trả lời của lớp lên màn hình chia sẻ. Bài viết bạn nộp là bài của riêng bạn.</w:t>
+        <w:t>Gõ câu trả lời vào tệp Word này hoặc in bản PDF.</w:t>
       </w:r>
     </w:p>
     <w:tbl>
@@ -162,9 +162,9 @@
       </w:tblPr>
       <w:tblGrid>
         <w:gridCol w:w="708"/>
-        <w:gridCol w:w="4471"/>
-        <w:gridCol w:w="1127"/>
-        <w:gridCol w:w="3104"/>
+        <w:gridCol w:w="4406"/>
+        <w:gridCol w:w="1180"/>
+        <w:gridCol w:w="3116"/>
       </w:tblGrid>
       <w:tr>
         <w:trPr>
@@ -199,7 +199,7 @@
         </w:tc>
         <w:tc>
           <w:tcPr>
-            <w:tcW w:type="dxa" w:w="4471"/>
+            <w:tcW w:type="dxa" w:w="4406"/>
             <w:tcBorders>
               <w:top w:val="single" w:sz="4" w:color="04242F"/>
               <w:left w:val="single" w:sz="4" w:color="04242F"/>
@@ -225,7 +225,7 @@
         </w:tc>
         <w:tc>
           <w:tcPr>
-            <w:tcW w:type="dxa" w:w="1128"/>
+            <w:tcW w:type="dxa" w:w="1181"/>
             <w:tcBorders>
               <w:top w:val="single" w:sz="4" w:color="04242F"/>
               <w:left w:val="single" w:sz="4" w:color="04242F"/>
@@ -251,7 +251,7 @@
         </w:tc>
         <w:tc>
           <w:tcPr>
-            <w:tcW w:type="dxa" w:w="3104"/>
+            <w:tcW w:type="dxa" w:w="3116"/>
             <w:tcBorders>
               <w:top w:val="single" w:sz="4" w:color="04242F"/>
               <w:left w:val="single" w:sz="4" w:color="04242F"/>
@@ -305,7 +305,7 @@
         </w:tc>
         <w:tc>
           <w:tcPr>
-            <w:tcW w:type="dxa" w:w="4471"/>
+            <w:tcW w:type="dxa" w:w="4406"/>
             <w:tcBorders>
               <w:top w:val="single" w:sz="4" w:color="D5DDE1"/>
               <w:left w:val="single" w:sz="4" w:color="D5DDE1"/>
@@ -328,7 +328,7 @@
         </w:tc>
         <w:tc>
           <w:tcPr>
-            <w:tcW w:type="dxa" w:w="1128"/>
+            <w:tcW w:type="dxa" w:w="1181"/>
             <w:tcBorders>
               <w:top w:val="single" w:sz="4" w:color="D5DDE1"/>
               <w:left w:val="single" w:sz="4" w:color="D5DDE1"/>
@@ -351,7 +351,7 @@
         </w:tc>
         <w:tc>
           <w:tcPr>
-            <w:tcW w:type="dxa" w:w="3104"/>
+            <w:tcW w:type="dxa" w:w="3116"/>
             <w:tcBorders>
               <w:top w:val="single" w:sz="4" w:color="D5DDE1"/>
               <w:left w:val="single" w:sz="4" w:color="D5DDE1"/>
@@ -403,7 +403,7 @@
         </w:tc>
         <w:tc>
           <w:tcPr>
-            <w:tcW w:type="dxa" w:w="4471"/>
+            <w:tcW w:type="dxa" w:w="4406"/>
             <w:tcBorders>
               <w:top w:val="single" w:sz="4" w:color="D5DDE1"/>
               <w:left w:val="single" w:sz="4" w:color="D5DDE1"/>
@@ -428,13 +428,13 @@
               <w:rPr>
                 <w:sz w:val="19"/>
               </w:rPr>
-              <w:t>: Đặt vấn đề, Bàn luận, Tóm tắt, Tiêu đề</w:t>
+              <w:t>: hoàn thiện phần Kết quả</w:t>
             </w:r>
           </w:p>
         </w:tc>
         <w:tc>
           <w:tcPr>
-            <w:tcW w:type="dxa" w:w="1128"/>
+            <w:tcW w:type="dxa" w:w="1181"/>
             <w:tcBorders>
               <w:top w:val="single" w:sz="4" w:color="D5DDE1"/>
               <w:left w:val="single" w:sz="4" w:color="D5DDE1"/>
@@ -458,7 +458,7 @@
         </w:tc>
         <w:tc>
           <w:tcPr>
-            <w:tcW w:type="dxa" w:w="3104"/>
+            <w:tcW w:type="dxa" w:w="3116"/>
             <w:tcBorders>
               <w:top w:val="single" w:sz="4" w:color="D5DDE1"/>
               <w:left w:val="single" w:sz="4" w:color="D5DDE1"/>
@@ -476,7 +476,7 @@
               <w:rPr>
                 <w:sz w:val="19"/>
               </w:rPr>
-              <w:t>22 phút cả lớp làm Q1, rồi 8 phút cho mục tiêu và tiêu đề của bạn; hoàn thành trong tối nay</w:t>
+              <w:t>22 phút cả lớp làm Q1, rồi 8 phút cho bản nháp và tên bài của bạn. Gửi trong tối nay</w:t>
             </w:r>
           </w:p>
         </w:tc>
@@ -510,7 +510,7 @@
         </w:tc>
         <w:tc>
           <w:tcPr>
-            <w:tcW w:type="dxa" w:w="4471"/>
+            <w:tcW w:type="dxa" w:w="4406"/>
             <w:tcBorders>
               <w:top w:val="single" w:sz="4" w:color="D5DDE1"/>
               <w:left w:val="single" w:sz="4" w:color="D5DDE1"/>
@@ -533,7 +533,7 @@
         </w:tc>
         <w:tc>
           <w:tcPr>
-            <w:tcW w:type="dxa" w:w="1128"/>
+            <w:tcW w:type="dxa" w:w="1181"/>
             <w:tcBorders>
               <w:top w:val="single" w:sz="4" w:color="D5DDE1"/>
               <w:left w:val="single" w:sz="4" w:color="D5DDE1"/>
@@ -556,7 +556,7 @@
         </w:tc>
         <w:tc>
           <w:tcPr>
-            <w:tcW w:type="dxa" w:w="3104"/>
+            <w:tcW w:type="dxa" w:w="3116"/>
             <w:tcBorders>
               <w:top w:val="single" w:sz="4" w:color="D5DDE1"/>
               <w:left w:val="single" w:sz="4" w:color="D5DDE1"/>
@@ -607,7 +607,7 @@
         </w:tc>
         <w:tc>
           <w:tcPr>
-            <w:tcW w:type="dxa" w:w="4471"/>
+            <w:tcW w:type="dxa" w:w="4406"/>
             <w:tcBorders>
               <w:top w:val="single" w:sz="4" w:color="D5DDE1"/>
               <w:left w:val="single" w:sz="4" w:color="D5DDE1"/>
@@ -631,7 +631,7 @@
         </w:tc>
         <w:tc>
           <w:tcPr>
-            <w:tcW w:type="dxa" w:w="1128"/>
+            <w:tcW w:type="dxa" w:w="1181"/>
             <w:tcBorders>
               <w:top w:val="single" w:sz="4" w:color="D5DDE1"/>
               <w:left w:val="single" w:sz="4" w:color="D5DDE1"/>
@@ -654,7 +654,7 @@
         </w:tc>
         <w:tc>
           <w:tcPr>
-            <w:tcW w:type="dxa" w:w="3104"/>
+            <w:tcW w:type="dxa" w:w="3116"/>
             <w:tcBorders>
               <w:top w:val="single" w:sz="4" w:color="D5DDE1"/>
               <w:left w:val="single" w:sz="4" w:color="D5DDE1"/>
@@ -684,36 +684,7 @@
     </w:p>
     <w:p>
       <w:r>
-        <w:t xml:space="preserve">Các tệp bạn cần (gửi trước buổi học; đều có trong thư mục khóa học): Bài báo 1 (Boulet 2024, </w:t>
-      </w:r>
-      <w:r>
-        <w:rPr>
-          <w:i/>
-        </w:rPr>
-        <w:t>Crit Care</w:t>
-      </w:r>
-      <w:r>
-        <w:t xml:space="preserve">, thử nghiệm ngẫu nhiên thí điểm về hạn chế dịch trong sốc nhiễm khuẩn) và Bài báo 2 (Hyun 2023, </w:t>
-      </w:r>
-      <w:r>
-        <w:rPr>
-          <w:i/>
-        </w:rPr>
-        <w:t>Ann Intensive Care</w:t>
-      </w:r>
-      <w:r>
-        <w:t xml:space="preserve">, nghiên cứu thuần tập ghép cặp theo điểm xu hướng về cân bằng dịch và tử vong trong nhiễm khuẩn huyết), bản PDF gốc trong </w:t>
-      </w:r>
-      <w:r>
-        <w:rPr>
-          <w:rFonts w:ascii="Consolas" w:hAnsi="Consolas" w:cs="Consolas" w:eastAsia="Consolas"/>
-          <w:color w:val="0B376C"/>
-          <w:sz w:val="19"/>
-        </w:rPr>
-        <w:t>Course/Papers</w:t>
-      </w:r>
-      <w:r>
-        <w:t>; bản nháp Q1 của lớp từ Buổi 7 (PDF); bản nháp Phương pháp và Kết quả của bạn và gói kết quả cho câu hỏi của bạn.</w:t>
+        <w:t>Các tệp bạn cần (gửi qua email): bản PDF gốc của Bài báo 1 (Boulet 2024) và Bài báo 2 (Hyun 2023), phần Kết quả Q1 của lớp từ Buổi 7 (PDF), bản nháp phần Kết quả của bạn và gói kết quả của bạn.</w:t>
       </w:r>
     </w:p>
     <w:p>
@@ -726,7 +697,7 @@
     </w:p>
     <w:p>
       <w:r>
-        <w:t>Dùng các bài này để luyện tập sau buổi học, trước khi hoàn thành bản thảo.</w:t>
+        <w:t>Bài luyện tập sau buổi học.</w:t>
       </w:r>
     </w:p>
     <w:p>
@@ -1728,12 +1699,7 @@
         <w:pStyle w:val="Heading1"/>
       </w:pPr>
       <w:r>
-        <w:t>Phần B: Thực hành bản thảo 2: hoàn thiện bản nháp (30 phút, 20:00)</w:t>
-      </w:r>
-    </w:p>
-    <w:p>
-      <w:r>
-        <w:t>Hôm nay cả lớp thêm phần Đặt vấn đề, Bàn luận, Tóm tắt và Tiêu đề, và bản nháp được hoàn chỉnh. Chúng tôi đưa kết quả cho bạn; bạn viết bài báo.</w:t>
+        <w:t>Phần B: Thực hành bản thảo 2: hoàn thiện phần Kết quả (30 phút, 20:00)</w:t>
       </w:r>
     </w:p>
     <w:p>
@@ -1841,7 +1807,7 @@
                 <w:color w:val="FFFFFF"/>
                 <w:sz w:val="19"/>
               </w:rPr>
-              <w:t>Việc cần làm</w:t>
+              <w:t>Việc</w:t>
             </w:r>
           </w:p>
         </w:tc>
@@ -1916,13 +1882,13 @@
                 <w:b/>
                 <w:sz w:val="19"/>
               </w:rPr>
-              <w:t>Đặt vấn đề</w:t>
+              <w:t>Con số</w:t>
             </w:r>
             <w:r>
               <w:rPr>
                 <w:sz w:val="19"/>
               </w:rPr>
-              <w:t>: ba đoạn (điều đã biết, điều chưa biết, mục tiêu). Bạn gợi ý câu trong khung chat; giảng viên gõ vào bản nháp của lớp.</w:t>
+              <w:t>: đối chiếu mọi con số trong phần Kết quả Q1 của lớp với gói kết quả Q1</w:t>
             </w:r>
           </w:p>
         </w:tc>
@@ -1951,7 +1917,7 @@
               <w:rPr>
                 <w:sz w:val="19"/>
               </w:rPr>
-              <w:t>20:06–20:15</w:t>
+              <w:t>20:06–20:11</w:t>
             </w:r>
           </w:p>
         </w:tc>
@@ -2000,13 +1966,13 @@
                 <w:b/>
                 <w:sz w:val="19"/>
               </w:rPr>
-              <w:t>Bàn luận</w:t>
+              <w:t>Bảng và hình</w:t>
             </w:r>
             <w:r>
               <w:rPr>
                 <w:sz w:val="19"/>
               </w:rPr>
-              <w:t>: sáu bước (trả lời, so sánh, giải thích, hạn chế kèm chiều hướng, ý nghĩa, kết luận).</w:t>
+              <w:t>: tên, đơn vị, n, chữ viết tắt. Mỗi bảng, hình có tự đọc hiểu được không?</w:t>
             </w:r>
           </w:p>
         </w:tc>
@@ -2034,7 +2000,7 @@
               <w:rPr>
                 <w:sz w:val="19"/>
               </w:rPr>
-              <w:t>20:15–20:20</w:t>
+              <w:t>20:11–20:16</w:t>
             </w:r>
           </w:p>
         </w:tc>
@@ -2081,13 +2047,13 @@
                 <w:b/>
                 <w:sz w:val="19"/>
               </w:rPr>
-              <w:t>Tóm tắt</w:t>
+              <w:t>Từ ngữ</w:t>
             </w:r>
             <w:r>
               <w:rPr>
                 <w:sz w:val="19"/>
               </w:rPr>
-              <w:t>: Đặt vấn đề / Phương pháp / Kết quả / Kết luận, số liệu chép từ phần Kết quả của lớp.</w:t>
+              <w:t>: không bình luận, không "xu hướng", không động từ nhân quả</w:t>
             </w:r>
           </w:p>
         </w:tc>
@@ -2116,7 +2082,7 @@
               <w:rPr>
                 <w:sz w:val="19"/>
               </w:rPr>
-              <w:t>20:20–20:22</w:t>
+              <w:t>20:16–20:19</w:t>
             </w:r>
           </w:p>
         </w:tc>
@@ -2165,13 +2131,13 @@
                 <w:b/>
                 <w:sz w:val="19"/>
               </w:rPr>
-              <w:t>Tiêu đề</w:t>
+              <w:t>Tên bài dự kiến</w:t>
             </w:r>
             <w:r>
               <w:rPr>
                 <w:sz w:val="19"/>
               </w:rPr>
-              <w:t xml:space="preserve"> và kiểm tra động từ: mọi chữ "cause" (gây ra), "impact" (tác động), "effect of" (hiệu quả của) và "show" (cho thấy) đổi thành "associated with" (có liên quan với).</w:t>
+              <w:t>: nêu thiết kế, dùng "có liên quan"</w:t>
             </w:r>
           </w:p>
         </w:tc>
@@ -2199,7 +2165,7 @@
               <w:rPr>
                 <w:sz w:val="19"/>
               </w:rPr>
-              <w:t>20:22–20:30</w:t>
+              <w:t>20:19–20:22</w:t>
             </w:r>
           </w:p>
         </w:tc>
@@ -2222,7 +2188,7 @@
               <w:rPr>
                 <w:sz w:val="19"/>
               </w:rPr>
-              <w:t>Bạn, tự làm</w:t>
+              <w:t>Cả lớp</w:t>
             </w:r>
           </w:p>
         </w:tc>
@@ -2243,9 +2209,16 @@
             </w:pPr>
             <w:r>
               <w:rPr>
+                <w:b/>
                 <w:sz w:val="19"/>
               </w:rPr>
-              <w:t>Viết câu mục tiêu và tiêu đề cho câu hỏi CỦA BẠN. Dán tiêu đề vào khung chat.</w:t>
+              <w:t>Các phần không bắt buộc</w:t>
+            </w:r>
+            <w:r>
+              <w:rPr>
+                <w:sz w:val="19"/>
+              </w:rPr>
+              <w:t>: Đặt vấn đề, Bàn luận và Tóm tắt sẽ bổ sung gì</w:t>
             </w:r>
           </w:p>
         </w:tc>
@@ -2267,13 +2240,14 @@
           </w:tcPr>
           <w:p>
             <w:pPr>
+              <w:keepNext/>
               <w:spacing w:after="0"/>
             </w:pPr>
             <w:r>
               <w:rPr>
                 <w:sz w:val="19"/>
               </w:rPr>
-              <w:t>Tối nay, trước 23:59</w:t>
+              <w:t>20:22–20:30</w:t>
             </w:r>
           </w:p>
         </w:tc>
@@ -2290,6 +2264,7 @@
           </w:tcPr>
           <w:p>
             <w:pPr>
+              <w:keepNext/>
               <w:spacing w:after="0"/>
             </w:pPr>
             <w:r>
@@ -2313,13 +2288,85 @@
           </w:tcPr>
           <w:p>
             <w:pPr>
+              <w:keepNext/>
               <w:spacing w:after="0"/>
             </w:pPr>
             <w:r>
               <w:rPr>
                 <w:sz w:val="19"/>
               </w:rPr>
-              <w:t>Thêm phần Đặt vấn đề (~350 từ), Bàn luận (~600 từ), Tóm tắt (≤ 250 từ) và Tiêu đề + 3–6 từ khóa, rồi nộp bản nháp hoàn chỉnh.</w:t>
+              <w:t>Áp dụng các bước kiểm tra này cho bản nháp của bạn. Viết tên bài dự kiến và dán vào khung chat</w:t>
+            </w:r>
+          </w:p>
+        </w:tc>
+      </w:tr>
+      <w:tr>
+        <w:trPr>
+          <w:cantSplit w:val="true"/>
+        </w:trPr>
+        <w:tc>
+          <w:tcPr>
+            <w:tcW w:type="dxa" w:w="1502"/>
+            <w:tcBorders>
+              <w:top w:val="single" w:sz="4" w:color="D5DDE1"/>
+              <w:left w:val="single" w:sz="4" w:color="D5DDE1"/>
+              <w:bottom w:val="single" w:sz="4" w:color="D5DDE1"/>
+              <w:right w:val="single" w:sz="4" w:color="D5DDE1"/>
+            </w:tcBorders>
+          </w:tcPr>
+          <w:p>
+            <w:pPr>
+              <w:spacing w:after="0"/>
+            </w:pPr>
+            <w:r>
+              <w:rPr>
+                <w:sz w:val="19"/>
+              </w:rPr>
+              <w:t>Tối nay, trước 23:59</w:t>
+            </w:r>
+          </w:p>
+        </w:tc>
+        <w:tc>
+          <w:tcPr>
+            <w:tcW w:type="dxa" w:w="935"/>
+            <w:tcBorders>
+              <w:top w:val="single" w:sz="4" w:color="D5DDE1"/>
+              <w:left w:val="single" w:sz="4" w:color="D5DDE1"/>
+              <w:bottom w:val="single" w:sz="4" w:color="D5DDE1"/>
+              <w:right w:val="single" w:sz="4" w:color="D5DDE1"/>
+            </w:tcBorders>
+          </w:tcPr>
+          <w:p>
+            <w:pPr>
+              <w:spacing w:after="0"/>
+            </w:pPr>
+            <w:r>
+              <w:rPr>
+                <w:sz w:val="19"/>
+              </w:rPr>
+              <w:t>Bạn</w:t>
+            </w:r>
+          </w:p>
+        </w:tc>
+        <w:tc>
+          <w:tcPr>
+            <w:tcW w:type="dxa" w:w="6973"/>
+            <w:tcBorders>
+              <w:top w:val="single" w:sz="4" w:color="D5DDE1"/>
+              <w:left w:val="single" w:sz="4" w:color="D5DDE1"/>
+              <w:bottom w:val="single" w:sz="4" w:color="D5DDE1"/>
+              <w:right w:val="single" w:sz="4" w:color="D5DDE1"/>
+            </w:tcBorders>
+          </w:tcPr>
+          <w:p>
+            <w:pPr>
+              <w:spacing w:after="0"/>
+            </w:pPr>
+            <w:r>
+              <w:rPr>
+                <w:sz w:val="19"/>
+              </w:rPr>
+              <w:t>Kiểm tra lần cuối, rồi gửi email phần Kết quả</w:t>
             </w:r>
           </w:p>
         </w:tc>
@@ -2332,7 +2379,7 @@
     </w:p>
     <w:p>
       <w:r>
-        <w:t>Bản nháp Q1 hoàn chỉnh của lớp được chia sẻ dưới dạng PDF sau buổi học. Nếu bạn chọn Q1, hãy viết bài báo bằng lời của bạn; không chép bản nháp của lớp.</w:t>
+        <w:t>Phần Kết quả Q1 của lớp đã hoàn thiện được gửi dạng PDF sau buổi học.</w:t>
       </w:r>
     </w:p>
     <w:p>
@@ -2340,7 +2387,7 @@
         <w:pStyle w:val="Heading2"/>
       </w:pPr>
       <w:r>
-        <w:t>Bàn luận: danh sách kiểm tra sáu bước</w:t>
+        <w:t>Kiểm tra lần cuối trước khi gửi</w:t>
       </w:r>
     </w:p>
     <w:p>
@@ -2355,13 +2402,7 @@
         <w:t xml:space="preserve">☐  </w:t>
       </w:r>
       <w:r>
-        <w:rPr>
-          <w:b/>
-        </w:rPr>
-        <w:t>1 Trả lời</w:t>
-      </w:r>
-      <w:r>
-        <w:t>: câu đầu tiên trả lời câu hỏi bằng con số chính (ước lượng đã hiệu chỉnh + KTC 95%)</w:t>
+        <w:t>Mọi con số khớp với gói kết quả</w:t>
       </w:r>
     </w:p>
     <w:p>
@@ -2376,13 +2417,7 @@
         <w:t xml:space="preserve">☐  </w:t>
       </w:r>
       <w:r>
-        <w:rPr>
-          <w:b/>
-        </w:rPr>
-        <w:t>2 So sánh</w:t>
-      </w:r>
-      <w:r>
-        <w:t>: với Bài báo 2 và ít nhất một nghiên cứu khác, và vì sao kết quả có thể khác nhau</w:t>
+        <w:t>Tỷ lệ phần trăm có mẫu số, ước lượng có KTC 95%</w:t>
       </w:r>
     </w:p>
     <w:p>
@@ -2397,13 +2432,7 @@
         <w:t xml:space="preserve">☐  </w:t>
       </w:r>
       <w:r>
-        <w:rPr>
-          <w:b/>
-        </w:rPr>
-        <w:t>3 Giải thích</w:t>
-      </w:r>
-      <w:r>
-        <w:t>: một đoạn ngắn về cơ chế / tính hợp lý</w:t>
+        <w:t>Báo cáo cả ước lượng thô và đã hiệu chỉnh</w:t>
       </w:r>
     </w:p>
     <w:p>
@@ -2418,22 +2447,7 @@
         <w:t xml:space="preserve">☐  </w:t>
       </w:r>
       <w:r>
-        <w:rPr>
-          <w:b/>
-        </w:rPr>
-        <w:t>4 Hạn chế</w:t>
-      </w:r>
-      <w:r>
-        <w:t xml:space="preserve">: thiết kế quan sát (nhiễu tồn dư, đặc biệt là mức độ nặng), dữ liệu giảng dạy mô phỏng, dữ liệu thiếu, chỉ một thời điểm đo… mỗi hạn chế kèm </w:t>
-      </w:r>
-      <w:r>
-        <w:rPr>
-          <w:i/>
-        </w:rPr>
-        <w:t>chiều hướng</w:t>
-      </w:r>
-      <w:r>
-        <w:t xml:space="preserve"> có thể của nó</w:t>
+        <w:t>Bảng 1 và một bảng hoặc hình chính tự đọc hiểu được</w:t>
       </w:r>
     </w:p>
     <w:p>
@@ -2448,13 +2462,7 @@
         <w:t xml:space="preserve">☐  </w:t>
       </w:r>
       <w:r>
-        <w:rPr>
-          <w:b/>
-        </w:rPr>
-        <w:t>5 Ý nghĩa</w:t>
-      </w:r>
-      <w:r>
-        <w:t>: cho thực hành (thận trọng) và cho nghiên cứu (ví dụ một thử nghiệm ngẫu nhiên như Bài báo 1)</w:t>
+        <w:t>Không bình luận và không dùng từ nhân quả</w:t>
       </w:r>
     </w:p>
     <w:p>
@@ -2469,13 +2477,7 @@
         <w:t xml:space="preserve">☐  </w:t>
       </w:r>
       <w:r>
-        <w:rPr>
-          <w:b/>
-        </w:rPr>
-        <w:t>6 Kết luận</w:t>
-      </w:r>
-      <w:r>
-        <w:t>: một câu, cùng động từ và thông điệp với phần tóm tắt và tiêu đề</w:t>
+        <w:t>Tên bài dự kiến, câu về dữ liệu mô phỏng, câu công khai sử dụng AI</w:t>
       </w:r>
     </w:p>
     <w:p>
@@ -2483,7 +2485,12 @@
         <w:pStyle w:val="Heading2"/>
       </w:pPr>
       <w:r>
-        <w:t>Lưu ý riêng cho từng câu hỏi</w:t>
+        <w:t>Các phần không bắt buộc</w:t>
+      </w:r>
+    </w:p>
+    <w:p>
+      <w:r>
+        <w:t>Nếu có thời gian, thêm bất kỳ phần nào dưới đây vào cùng tệp. Giảng viên sẽ nhận xét.</w:t>
       </w:r>
     </w:p>
     <w:p>
@@ -2495,10 +2502,10 @@
         <w:rPr>
           <w:b/>
         </w:rPr>
-        <w:t>Q1:</w:t>
+        <w:t>Đặt vấn đề:</w:t>
       </w:r>
       <w:r>
-        <w:t xml:space="preserve"> OR thô và OR đã hiệu chỉnh khác nhau. Giải thích nhiễu do chỉ định ở bước 3 hoặc 4.</w:t>
+        <w:t xml:space="preserve"> ba đoạn: điều đã biết, điều chưa biết, mục tiêu</w:t>
       </w:r>
     </w:p>
     <w:p>
@@ -2510,19 +2517,10 @@
         <w:rPr>
           <w:b/>
         </w:rPr>
-        <w:t>Q2:</w:t>
+        <w:t>Bàn luận:</w:t>
       </w:r>
       <w:r>
-        <w:t xml:space="preserve"> tổn thương thận cấp cũng có thể </w:t>
-      </w:r>
-      <w:r>
-        <w:rPr>
-          <w:i/>
-        </w:rPr>
-        <w:t>gây ra</w:t>
-      </w:r>
-      <w:r>
-        <w:t xml:space="preserve"> tích lũy dịch (quan hệ nhân quả ngược). Hãy nói rõ điều này.</w:t>
+        <w:t xml:space="preserve"> trả lời, so sánh (ví dụ với Bài báo 2), giải thích, hạn chế kèm chiều hướng ảnh hưởng, ý nghĩa, kết luận</w:t>
       </w:r>
     </w:p>
     <w:p>
@@ -2534,40 +2532,10 @@
         <w:rPr>
           <w:b/>
         </w:rPr>
-        <w:t>Q3:</w:t>
+        <w:t>Tóm tắt:</w:t>
       </w:r>
       <w:r>
-        <w:t xml:space="preserve"> số ngày không thở máy có phân phối lệch và tính tử vong là 0. Giải thích ý nghĩa của chỉ số này.</w:t>
-      </w:r>
-    </w:p>
-    <w:p>
-      <w:pPr>
-        <w:pStyle w:val="ListBullet"/>
-        <w:spacing w:after="40"/>
-      </w:pPr>
-      <w:r>
-        <w:rPr>
-          <w:b/>
-        </w:rPr>
-        <w:t>Q4:</w:t>
-      </w:r>
-      <w:r>
-        <w:t xml:space="preserve"> so sánh ước lượng trường hợp đầy đủ và quy gán đa bội; nói giả định về dữ liệu thiếu (MAR, thiếu ngẫu nhiên) có ý nghĩa gì đối với kết luận của bạn.</w:t>
-      </w:r>
-    </w:p>
-    <w:p>
-      <w:pPr>
-        <w:pStyle w:val="ListBullet"/>
-        <w:spacing w:after="40"/>
-      </w:pPr>
-      <w:r>
-        <w:rPr>
-          <w:b/>
-        </w:rPr>
-        <w:t>Q5:</w:t>
-      </w:r>
-      <w:r>
-        <w:t xml:space="preserve"> chỉ người sống sót. Người tử vong bị loại, vì vậy hãy nói rõ kết quả áp dụng cho ai.</w:t>
+        <w:t xml:space="preserve"> có cấu trúc, không quá 250 từ, số liệu giống hệt phần Kết quả</w:t>
       </w:r>
     </w:p>
     <w:p>
@@ -2580,7 +2548,24 @@
     </w:p>
     <w:p>
       <w:r>
-        <w:t xml:space="preserve">Bản nháp hoàn chỉnh của bạn (~2,000 từ, mẫu </w:t>
+        <w:rPr>
+          <w:rFonts w:ascii="Consolas" w:hAnsi="Consolas" w:cs="Consolas" w:eastAsia="Consolas"/>
+          <w:color w:val="0B376C"/>
+          <w:sz w:val="19"/>
+        </w:rPr>
+        <w:t>Surname_Firstname_Results_QN.docx</w:t>
+      </w:r>
+      <w:r>
+        <w:t xml:space="preserve">, gửi email cho người bình duyệt của bạn và trưởng khóa học (myluong1710@gmail.com) </w:t>
+      </w:r>
+      <w:r>
+        <w:rPr>
+          <w:b/>
+        </w:rPr>
+        <w:t>trước 23:59 tối nay</w:t>
+      </w:r>
+      <w:r>
+        <w:t>. Sau đó là bình duyệt (</w:t>
       </w:r>
       <w:r>
         <w:rPr>
@@ -2588,10 +2573,10 @@
           <w:color w:val="0B376C"/>
           <w:sz w:val="19"/>
         </w:rPr>
-        <w:t>Course/Templates/Manuscript_Template_IMRaD</w:t>
+        <w:t>Peer_Review_Instructions_VN.pdf</w:t>
       </w:r>
       <w:r>
-        <w:t xml:space="preserve">) lưu với tên </w:t>
+        <w:t>): bản bình duyệt của bạn nộp ngày 2/1/2027, phần Kết quả đã sửa và thư phản hồi (</w:t>
       </w:r>
       <w:r>
         <w:rPr>
@@ -2599,52 +2584,10 @@
           <w:color w:val="0B376C"/>
           <w:sz w:val="19"/>
         </w:rPr>
-        <w:t>Surname_Manuscript_QN_draft.docx</w:t>
+        <w:t>Response_to_Reviewers_Template_VN.docx</w:t>
       </w:r>
       <w:r>
-        <w:t xml:space="preserve">, nộp </w:t>
-      </w:r>
-      <w:r>
-        <w:rPr>
-          <w:b/>
-        </w:rPr>
-        <w:t>trước 23:59 ngày diễn ra Buổi 8</w:t>
-      </w:r>
-      <w:r>
-        <w:t xml:space="preserve"> (thư mục khóa học hoặc email cho trưởng khóa học; xem </w:t>
-      </w:r>
-      <w:r>
-        <w:rPr>
-          <w:rFonts w:ascii="Consolas" w:hAnsi="Consolas" w:cs="Consolas" w:eastAsia="Consolas"/>
-          <w:color w:val="0B376C"/>
-          <w:sz w:val="19"/>
-        </w:rPr>
-        <w:t>Course/Assignment/manuscript_brief.md</w:t>
-      </w:r>
-      <w:r>
-        <w:t>). Sau đó là bình duyệt chéo cá nhân: trong vòng 2 ngày, trưởng khóa học gửi cho bạn bản nháp của một bạn cùng lớp; bạn phản biện bằng 10 câu hỏi của Phần D và gửi nhận xét trong vòng 1 tuần; bạn gửi bản nháp đã sửa và thư phản hồi (</w:t>
-      </w:r>
-      <w:r>
-        <w:rPr>
-          <w:rFonts w:ascii="Consolas" w:hAnsi="Consolas" w:cs="Consolas" w:eastAsia="Consolas"/>
-          <w:color w:val="0B376C"/>
-          <w:sz w:val="19"/>
-        </w:rPr>
-        <w:t>Course/Templates/Response_to_Reviewers_Template</w:t>
-      </w:r>
-      <w:r>
-        <w:t>) trong vòng 2 tuần (</w:t>
-      </w:r>
-      <w:r>
-        <w:rPr>
-          <w:rFonts w:ascii="Consolas" w:hAnsi="Consolas" w:cs="Consolas" w:eastAsia="Consolas"/>
-          <w:color w:val="0B376C"/>
-          <w:sz w:val="19"/>
-        </w:rPr>
-        <w:t>Course/Assignment/peer_review_instructions.md</w:t>
-      </w:r>
-      <w:r>
-        <w:t>).</w:t>
+        <w:t>) nộp ngày 30/1/2027.</w:t>
       </w:r>
     </w:p>
     <w:p>
@@ -4318,31 +4261,6 @@
       <w:pPr>
         <w:spacing w:after="80"/>
       </w:pPr>
-    </w:p>
-    <w:p>
-      <w:pPr>
-        <w:pStyle w:val="KeyFindings"/>
-        <w:keepNext w:val="0"/>
-        <w:spacing w:after="40"/>
-      </w:pPr>
-      <w:r>
-        <w:rPr>
-          <w:b/>
-        </w:rPr>
-        <w:t>Vì sao điều này quan trọng:</w:t>
-      </w:r>
-      <w:r>
-        <w:t xml:space="preserve"> sau khóa học, bạn dùng </w:t>
-      </w:r>
-      <w:r>
-        <w:rPr>
-          <w:b/>
-        </w:rPr>
-        <w:t>cùng 10 câu hỏi</w:t>
-      </w:r>
-      <w:r>
-        <w:t xml:space="preserve"> này để phản biện bản thảo FLUID-ICU của một bạn cùng lớp (bình duyệt chéo cá nhân, 2 tuần).</w:t>
-      </w:r>
     </w:p>
     <w:p>
       <w:pPr>

--- a/vi/files/sessions/s8_exercises_VN.docx
+++ b/vi/files/sessions/s8_exercises_VN.docx
@@ -162,9 +162,9 @@
       </w:tblPr>
       <w:tblGrid>
         <w:gridCol w:w="708"/>
-        <w:gridCol w:w="4406"/>
-        <w:gridCol w:w="1180"/>
-        <w:gridCol w:w="3116"/>
+        <w:gridCol w:w="4284"/>
+        <w:gridCol w:w="1148"/>
+        <w:gridCol w:w="3270"/>
       </w:tblGrid>
       <w:tr>
         <w:trPr>
@@ -199,7 +199,7 @@
         </w:tc>
         <w:tc>
           <w:tcPr>
-            <w:tcW w:type="dxa" w:w="4406"/>
+            <w:tcW w:type="dxa" w:w="4284"/>
             <w:tcBorders>
               <w:top w:val="single" w:sz="4" w:color="04242F"/>
               <w:left w:val="single" w:sz="4" w:color="04242F"/>
@@ -225,7 +225,7 @@
         </w:tc>
         <w:tc>
           <w:tcPr>
-            <w:tcW w:type="dxa" w:w="1181"/>
+            <w:tcW w:type="dxa" w:w="1148"/>
             <w:tcBorders>
               <w:top w:val="single" w:sz="4" w:color="04242F"/>
               <w:left w:val="single" w:sz="4" w:color="04242F"/>
@@ -251,7 +251,7 @@
         </w:tc>
         <w:tc>
           <w:tcPr>
-            <w:tcW w:type="dxa" w:w="3116"/>
+            <w:tcW w:type="dxa" w:w="3270"/>
             <w:tcBorders>
               <w:top w:val="single" w:sz="4" w:color="04242F"/>
               <w:left w:val="single" w:sz="4" w:color="04242F"/>
@@ -305,7 +305,7 @@
         </w:tc>
         <w:tc>
           <w:tcPr>
-            <w:tcW w:type="dxa" w:w="4406"/>
+            <w:tcW w:type="dxa" w:w="4284"/>
             <w:tcBorders>
               <w:top w:val="single" w:sz="4" w:color="D5DDE1"/>
               <w:left w:val="single" w:sz="4" w:color="D5DDE1"/>
@@ -328,7 +328,7 @@
         </w:tc>
         <w:tc>
           <w:tcPr>
-            <w:tcW w:type="dxa" w:w="1181"/>
+            <w:tcW w:type="dxa" w:w="1148"/>
             <w:tcBorders>
               <w:top w:val="single" w:sz="4" w:color="D5DDE1"/>
               <w:left w:val="single" w:sz="4" w:color="D5DDE1"/>
@@ -351,7 +351,7 @@
         </w:tc>
         <w:tc>
           <w:tcPr>
-            <w:tcW w:type="dxa" w:w="3116"/>
+            <w:tcW w:type="dxa" w:w="3270"/>
             <w:tcBorders>
               <w:top w:val="single" w:sz="4" w:color="D5DDE1"/>
               <w:left w:val="single" w:sz="4" w:color="D5DDE1"/>
@@ -403,7 +403,7 @@
         </w:tc>
         <w:tc>
           <w:tcPr>
-            <w:tcW w:type="dxa" w:w="4406"/>
+            <w:tcW w:type="dxa" w:w="4284"/>
             <w:tcBorders>
               <w:top w:val="single" w:sz="4" w:color="D5DDE1"/>
               <w:left w:val="single" w:sz="4" w:color="D5DDE1"/>
@@ -434,7 +434,7 @@
         </w:tc>
         <w:tc>
           <w:tcPr>
-            <w:tcW w:type="dxa" w:w="1181"/>
+            <w:tcW w:type="dxa" w:w="1148"/>
             <w:tcBorders>
               <w:top w:val="single" w:sz="4" w:color="D5DDE1"/>
               <w:left w:val="single" w:sz="4" w:color="D5DDE1"/>
@@ -452,13 +452,13 @@
               <w:rPr>
                 <w:sz w:val="19"/>
               </w:rPr>
-              <w:t>20:00 (30 phút)</w:t>
+              <w:t>20:05 (25 phút)</w:t>
             </w:r>
           </w:p>
         </w:tc>
         <w:tc>
           <w:tcPr>
-            <w:tcW w:type="dxa" w:w="3116"/>
+            <w:tcW w:type="dxa" w:w="3270"/>
             <w:tcBorders>
               <w:top w:val="single" w:sz="4" w:color="D5DDE1"/>
               <w:left w:val="single" w:sz="4" w:color="D5DDE1"/>
@@ -476,7 +476,7 @@
               <w:rPr>
                 <w:sz w:val="19"/>
               </w:rPr>
-              <w:t>22 phút cả lớp làm Q1, rồi 8 phút cho bản nháp và tên bài của bạn. Gửi trong tối nay</w:t>
+              <w:t>17 phút cả lớp làm Q1, rồi 8 phút cho bản nháp và tên bài của bạn. Gửi trước 23:59 Chủ nhật 20/12</w:t>
             </w:r>
           </w:p>
         </w:tc>
@@ -510,7 +510,7 @@
         </w:tc>
         <w:tc>
           <w:tcPr>
-            <w:tcW w:type="dxa" w:w="4406"/>
+            <w:tcW w:type="dxa" w:w="4284"/>
             <w:tcBorders>
               <w:top w:val="single" w:sz="4" w:color="D5DDE1"/>
               <w:left w:val="single" w:sz="4" w:color="D5DDE1"/>
@@ -533,7 +533,7 @@
         </w:tc>
         <w:tc>
           <w:tcPr>
-            <w:tcW w:type="dxa" w:w="1181"/>
+            <w:tcW w:type="dxa" w:w="1148"/>
             <w:tcBorders>
               <w:top w:val="single" w:sz="4" w:color="D5DDE1"/>
               <w:left w:val="single" w:sz="4" w:color="D5DDE1"/>
@@ -556,7 +556,7 @@
         </w:tc>
         <w:tc>
           <w:tcPr>
-            <w:tcW w:type="dxa" w:w="3116"/>
+            <w:tcW w:type="dxa" w:w="3270"/>
             <w:tcBorders>
               <w:top w:val="single" w:sz="4" w:color="D5DDE1"/>
               <w:left w:val="single" w:sz="4" w:color="D5DDE1"/>
@@ -607,7 +607,7 @@
         </w:tc>
         <w:tc>
           <w:tcPr>
-            <w:tcW w:type="dxa" w:w="4406"/>
+            <w:tcW w:type="dxa" w:w="4284"/>
             <w:tcBorders>
               <w:top w:val="single" w:sz="4" w:color="D5DDE1"/>
               <w:left w:val="single" w:sz="4" w:color="D5DDE1"/>
@@ -631,7 +631,7 @@
         </w:tc>
         <w:tc>
           <w:tcPr>
-            <w:tcW w:type="dxa" w:w="1181"/>
+            <w:tcW w:type="dxa" w:w="1148"/>
             <w:tcBorders>
               <w:top w:val="single" w:sz="4" w:color="D5DDE1"/>
               <w:left w:val="single" w:sz="4" w:color="D5DDE1"/>
@@ -654,7 +654,7 @@
         </w:tc>
         <w:tc>
           <w:tcPr>
-            <w:tcW w:type="dxa" w:w="3116"/>
+            <w:tcW w:type="dxa" w:w="3270"/>
             <w:tcBorders>
               <w:top w:val="single" w:sz="4" w:color="D5DDE1"/>
               <w:left w:val="single" w:sz="4" w:color="D5DDE1"/>
@@ -1699,7 +1699,7 @@
         <w:pStyle w:val="Heading1"/>
       </w:pPr>
       <w:r>
-        <w:t>Phần B: Thực hành bản thảo 2: hoàn thiện phần Kết quả (30 phút, 20:00)</w:t>
+        <w:t>Phần B: Thực hành bản thảo 2: hoàn thiện phần Kết quả (25 phút, 20:05)</w:t>
       </w:r>
     </w:p>
     <w:p>
@@ -1707,7 +1707,7 @@
         <w:pStyle w:val="Heading2"/>
       </w:pPr>
       <w:r>
-        <w:t>Cách dùng 30 phút</w:t>
+        <w:t>Cách dùng 25 phút</w:t>
       </w:r>
     </w:p>
     <w:tbl>
@@ -1724,9 +1724,9 @@
         <w:tblLook w:firstColumn="1" w:firstRow="1" w:lastColumn="0" w:lastRow="0" w:noHBand="0" w:noVBand="1" w:val="04A0"/>
       </w:tblPr>
       <w:tblGrid>
-        <w:gridCol w:w="1502"/>
+        <w:gridCol w:w="1595"/>
         <w:gridCol w:w="935"/>
-        <w:gridCol w:w="6974"/>
+        <w:gridCol w:w="6881"/>
       </w:tblGrid>
       <w:tr>
         <w:trPr>
@@ -1735,7 +1735,7 @@
         </w:trPr>
         <w:tc>
           <w:tcPr>
-            <w:tcW w:type="dxa" w:w="1502"/>
+            <w:tcW w:type="dxa" w:w="1595"/>
             <w:tcBorders>
               <w:top w:val="single" w:sz="4" w:color="04242F"/>
               <w:left w:val="single" w:sz="4" w:color="04242F"/>
@@ -1787,7 +1787,7 @@
         </w:tc>
         <w:tc>
           <w:tcPr>
-            <w:tcW w:type="dxa" w:w="6973"/>
+            <w:tcW w:type="dxa" w:w="6880"/>
             <w:tcBorders>
               <w:top w:val="single" w:sz="4" w:color="04242F"/>
               <w:left w:val="single" w:sz="4" w:color="04242F"/>
@@ -1818,7 +1818,7 @@
         </w:trPr>
         <w:tc>
           <w:tcPr>
-            <w:tcW w:type="dxa" w:w="1502"/>
+            <w:tcW w:type="dxa" w:w="1595"/>
             <w:tcBorders>
               <w:top w:val="single" w:sz="4" w:color="D5DDE1"/>
               <w:left w:val="single" w:sz="4" w:color="D5DDE1"/>
@@ -1835,7 +1835,7 @@
               <w:rPr>
                 <w:sz w:val="19"/>
               </w:rPr>
-              <w:t>20:00–20:06</w:t>
+              <w:t>20:05–20:10</w:t>
             </w:r>
           </w:p>
         </w:tc>
@@ -1864,7 +1864,7 @@
         </w:tc>
         <w:tc>
           <w:tcPr>
-            <w:tcW w:type="dxa" w:w="6973"/>
+            <w:tcW w:type="dxa" w:w="6880"/>
             <w:tcBorders>
               <w:top w:val="single" w:sz="4" w:color="D5DDE1"/>
               <w:left w:val="single" w:sz="4" w:color="D5DDE1"/>
@@ -1899,7 +1899,7 @@
         </w:trPr>
         <w:tc>
           <w:tcPr>
-            <w:tcW w:type="dxa" w:w="1502"/>
+            <w:tcW w:type="dxa" w:w="1595"/>
             <w:tcBorders>
               <w:top w:val="single" w:sz="4" w:color="D5DDE1"/>
               <w:left w:val="single" w:sz="4" w:color="D5DDE1"/>
@@ -1917,7 +1917,7 @@
               <w:rPr>
                 <w:sz w:val="19"/>
               </w:rPr>
-              <w:t>20:06–20:11</w:t>
+              <w:t>20:10–20:14</w:t>
             </w:r>
           </w:p>
         </w:tc>
@@ -1947,7 +1947,7 @@
         </w:tc>
         <w:tc>
           <w:tcPr>
-            <w:tcW w:type="dxa" w:w="6973"/>
+            <w:tcW w:type="dxa" w:w="6880"/>
             <w:tcBorders>
               <w:top w:val="single" w:sz="4" w:color="D5DDE1"/>
               <w:left w:val="single" w:sz="4" w:color="D5DDE1"/>
@@ -1983,7 +1983,7 @@
         </w:trPr>
         <w:tc>
           <w:tcPr>
-            <w:tcW w:type="dxa" w:w="1502"/>
+            <w:tcW w:type="dxa" w:w="1595"/>
             <w:tcBorders>
               <w:top w:val="single" w:sz="4" w:color="D5DDE1"/>
               <w:left w:val="single" w:sz="4" w:color="D5DDE1"/>
@@ -2000,7 +2000,7 @@
               <w:rPr>
                 <w:sz w:val="19"/>
               </w:rPr>
-              <w:t>20:11–20:16</w:t>
+              <w:t>20:14–20:19</w:t>
             </w:r>
           </w:p>
         </w:tc>
@@ -2029,7 +2029,7 @@
         </w:tc>
         <w:tc>
           <w:tcPr>
-            <w:tcW w:type="dxa" w:w="6973"/>
+            <w:tcW w:type="dxa" w:w="6880"/>
             <w:tcBorders>
               <w:top w:val="single" w:sz="4" w:color="D5DDE1"/>
               <w:left w:val="single" w:sz="4" w:color="D5DDE1"/>
@@ -2064,7 +2064,7 @@
         </w:trPr>
         <w:tc>
           <w:tcPr>
-            <w:tcW w:type="dxa" w:w="1502"/>
+            <w:tcW w:type="dxa" w:w="1595"/>
             <w:tcBorders>
               <w:top w:val="single" w:sz="4" w:color="D5DDE1"/>
               <w:left w:val="single" w:sz="4" w:color="D5DDE1"/>
@@ -2082,7 +2082,7 @@
               <w:rPr>
                 <w:sz w:val="19"/>
               </w:rPr>
-              <w:t>20:16–20:19</w:t>
+              <w:t>20:19–20:22</w:t>
             </w:r>
           </w:p>
         </w:tc>
@@ -2112,7 +2112,7 @@
         </w:tc>
         <w:tc>
           <w:tcPr>
-            <w:tcW w:type="dxa" w:w="6973"/>
+            <w:tcW w:type="dxa" w:w="6880"/>
             <w:tcBorders>
               <w:top w:val="single" w:sz="4" w:color="D5DDE1"/>
               <w:left w:val="single" w:sz="4" w:color="D5DDE1"/>
@@ -2148,95 +2148,13 @@
         </w:trPr>
         <w:tc>
           <w:tcPr>
-            <w:tcW w:type="dxa" w:w="1502"/>
+            <w:tcW w:type="dxa" w:w="1595"/>
             <w:tcBorders>
               <w:top w:val="single" w:sz="4" w:color="D5DDE1"/>
               <w:left w:val="single" w:sz="4" w:color="D5DDE1"/>
               <w:bottom w:val="single" w:sz="4" w:color="D5DDE1"/>
               <w:right w:val="single" w:sz="4" w:color="D5DDE1"/>
             </w:tcBorders>
-          </w:tcPr>
-          <w:p>
-            <w:pPr>
-              <w:keepNext/>
-              <w:spacing w:after="0"/>
-            </w:pPr>
-            <w:r>
-              <w:rPr>
-                <w:sz w:val="19"/>
-              </w:rPr>
-              <w:t>20:19–20:22</w:t>
-            </w:r>
-          </w:p>
-        </w:tc>
-        <w:tc>
-          <w:tcPr>
-            <w:tcW w:type="dxa" w:w="935"/>
-            <w:tcBorders>
-              <w:top w:val="single" w:sz="4" w:color="D5DDE1"/>
-              <w:left w:val="single" w:sz="4" w:color="D5DDE1"/>
-              <w:bottom w:val="single" w:sz="4" w:color="D5DDE1"/>
-              <w:right w:val="single" w:sz="4" w:color="D5DDE1"/>
-            </w:tcBorders>
-          </w:tcPr>
-          <w:p>
-            <w:pPr>
-              <w:keepNext/>
-              <w:spacing w:after="0"/>
-            </w:pPr>
-            <w:r>
-              <w:rPr>
-                <w:sz w:val="19"/>
-              </w:rPr>
-              <w:t>Cả lớp</w:t>
-            </w:r>
-          </w:p>
-        </w:tc>
-        <w:tc>
-          <w:tcPr>
-            <w:tcW w:type="dxa" w:w="6973"/>
-            <w:tcBorders>
-              <w:top w:val="single" w:sz="4" w:color="D5DDE1"/>
-              <w:left w:val="single" w:sz="4" w:color="D5DDE1"/>
-              <w:bottom w:val="single" w:sz="4" w:color="D5DDE1"/>
-              <w:right w:val="single" w:sz="4" w:color="D5DDE1"/>
-            </w:tcBorders>
-          </w:tcPr>
-          <w:p>
-            <w:pPr>
-              <w:keepNext/>
-              <w:spacing w:after="0"/>
-            </w:pPr>
-            <w:r>
-              <w:rPr>
-                <w:b/>
-                <w:sz w:val="19"/>
-              </w:rPr>
-              <w:t>Các phần không bắt buộc</w:t>
-            </w:r>
-            <w:r>
-              <w:rPr>
-                <w:sz w:val="19"/>
-              </w:rPr>
-              <w:t>: Đặt vấn đề, Bàn luận và Tóm tắt sẽ bổ sung gì</w:t>
-            </w:r>
-          </w:p>
-        </w:tc>
-      </w:tr>
-      <w:tr>
-        <w:trPr>
-          <w:cantSplit w:val="true"/>
-        </w:trPr>
-        <w:tc>
-          <w:tcPr>
-            <w:tcW w:type="dxa" w:w="1502"/>
-            <w:tcBorders>
-              <w:top w:val="single" w:sz="4" w:color="D5DDE1"/>
-              <w:left w:val="single" w:sz="4" w:color="D5DDE1"/>
-              <w:bottom w:val="single" w:sz="4" w:color="D5DDE1"/>
-              <w:right w:val="single" w:sz="4" w:color="D5DDE1"/>
-            </w:tcBorders>
-            <w:shd w:val="clear" w:color="auto" w:fill="F5F9FA"/>
           </w:tcPr>
           <w:p>
             <w:pPr>
@@ -2260,7 +2178,6 @@
               <w:bottom w:val="single" w:sz="4" w:color="D5DDE1"/>
               <w:right w:val="single" w:sz="4" w:color="D5DDE1"/>
             </w:tcBorders>
-            <w:shd w:val="clear" w:color="auto" w:fill="F5F9FA"/>
           </w:tcPr>
           <w:p>
             <w:pPr>
@@ -2277,14 +2194,13 @@
         </w:tc>
         <w:tc>
           <w:tcPr>
-            <w:tcW w:type="dxa" w:w="6973"/>
+            <w:tcW w:type="dxa" w:w="6880"/>
             <w:tcBorders>
               <w:top w:val="single" w:sz="4" w:color="D5DDE1"/>
               <w:left w:val="single" w:sz="4" w:color="D5DDE1"/>
               <w:bottom w:val="single" w:sz="4" w:color="D5DDE1"/>
               <w:right w:val="single" w:sz="4" w:color="D5DDE1"/>
             </w:tcBorders>
-            <w:shd w:val="clear" w:color="auto" w:fill="F5F9FA"/>
           </w:tcPr>
           <w:p>
             <w:pPr>
@@ -2306,13 +2222,14 @@
         </w:trPr>
         <w:tc>
           <w:tcPr>
-            <w:tcW w:type="dxa" w:w="1502"/>
+            <w:tcW w:type="dxa" w:w="1595"/>
             <w:tcBorders>
               <w:top w:val="single" w:sz="4" w:color="D5DDE1"/>
               <w:left w:val="single" w:sz="4" w:color="D5DDE1"/>
               <w:bottom w:val="single" w:sz="4" w:color="D5DDE1"/>
               <w:right w:val="single" w:sz="4" w:color="D5DDE1"/>
             </w:tcBorders>
+            <w:shd w:val="clear" w:color="auto" w:fill="F5F9FA"/>
           </w:tcPr>
           <w:p>
             <w:pPr>
@@ -2322,7 +2239,7 @@
               <w:rPr>
                 <w:sz w:val="19"/>
               </w:rPr>
-              <w:t>Tối nay, trước 23:59</w:t>
+              <w:t>Trước 23:59, Chủ nhật 20/12</w:t>
             </w:r>
           </w:p>
         </w:tc>
@@ -2335,6 +2252,7 @@
               <w:bottom w:val="single" w:sz="4" w:color="D5DDE1"/>
               <w:right w:val="single" w:sz="4" w:color="D5DDE1"/>
             </w:tcBorders>
+            <w:shd w:val="clear" w:color="auto" w:fill="F5F9FA"/>
           </w:tcPr>
           <w:p>
             <w:pPr>
@@ -2350,13 +2268,14 @@
         </w:tc>
         <w:tc>
           <w:tcPr>
-            <w:tcW w:type="dxa" w:w="6973"/>
+            <w:tcW w:type="dxa" w:w="6880"/>
             <w:tcBorders>
               <w:top w:val="single" w:sz="4" w:color="D5DDE1"/>
               <w:left w:val="single" w:sz="4" w:color="D5DDE1"/>
               <w:bottom w:val="single" w:sz="4" w:color="D5DDE1"/>
               <w:right w:val="single" w:sz="4" w:color="D5DDE1"/>
             </w:tcBorders>
+            <w:shd w:val="clear" w:color="auto" w:fill="F5F9FA"/>
           </w:tcPr>
           <w:p>
             <w:pPr>
@@ -2477,7 +2396,7 @@
         <w:t xml:space="preserve">☐  </w:t>
       </w:r>
       <w:r>
-        <w:t>Tên bài dự kiến, câu về dữ liệu mô phỏng, câu công khai sử dụng AI</w:t>
+        <w:t>Tên bài dự kiến và câu công khai sử dụng AI</w:t>
       </w:r>
     </w:p>
     <w:p>
@@ -2485,7 +2404,7 @@
         <w:pStyle w:val="Heading2"/>
       </w:pPr>
       <w:r>
-        <w:t>Các phần không bắt buộc</w:t>
+        <w:t>Các phần khác (học ở 8.1, không bắt buộc nộp)</w:t>
       </w:r>
     </w:p>
     <w:p>
@@ -2556,13 +2475,13 @@
         <w:t>Surname_Firstname_Results_QN.docx</w:t>
       </w:r>
       <w:r>
-        <w:t xml:space="preserve">, gửi email cho người bình duyệt của bạn và trưởng khóa học (myluong1710@gmail.com) </w:t>
+        <w:t xml:space="preserve">, gửi email cho người bình duyệt của bạn và giảng viên Vương Mỹ Lượng (myluong1710@gmail.com) </w:t>
       </w:r>
       <w:r>
         <w:rPr>
           <w:b/>
         </w:rPr>
-        <w:t>trước 23:59 tối nay</w:t>
+        <w:t>trước 23:59 Chủ nhật 20/12/2026 (giờ Việt Nam)</w:t>
       </w:r>
       <w:r>
         <w:t>. Sau đó là bình duyệt (</w:t>
@@ -2576,7 +2495,7 @@
         <w:t>Peer_Review_Instructions_VN.pdf</w:t>
       </w:r>
       <w:r>
-        <w:t>): bản bình duyệt của bạn nộp ngày 2/1/2027, phần Kết quả đã sửa và thư phản hồi (</w:t>
+        <w:t>): bản bình duyệt của bạn nộp thứ Tư 30/12/2026, phần Kết quả đã sửa và thư phản hồi (</w:t>
       </w:r>
       <w:r>
         <w:rPr>
@@ -2587,7 +2506,7 @@
         <w:t>Response_to_Reviewers_Template_VN.docx</w:t>
       </w:r>
       <w:r>
-        <w:t>) nộp ngày 30/1/2027.</w:t>
+        <w:t>) nộp thứ Bảy 9/1/2027.</w:t>
       </w:r>
     </w:p>
     <w:p>
